--- a/people-lead/word/andressa/00-ficha.docx
+++ b/people-lead/word/andressa/00-ficha.docx
@@ -12,7 +12,7 @@
           <w:color w:val="1F3A5F"/>
           <w:sz w:val="40"/>
         </w:rPr>
-        <w:t>Andressa — ficha</w:t>
+        <w:t>Andressa Silva — ficha</w:t>
       </w:r>
     </w:p>
     <w:p>
@@ -22,7 +22,7 @@
           <w:color w:val="555555"/>
           <w:sz w:val="22"/>
         </w:rPr>
-        <w:t>Andressa · People Lead · documento editável</w:t>
+        <w:t>Andressa Silva · People Lead · documento editável</w:t>
       </w:r>
     </w:p>
     <w:p/>
@@ -146,7 +146,7 @@
               <w:rPr>
                 <w:sz w:val="20"/>
               </w:rPr>
-              <w:t>Andressa</w:t>
+              <w:t>Andressa Silva</w:t>
             </w:r>
           </w:p>
         </w:tc>
@@ -259,9 +259,16 @@
             </w:r>
             <w:r>
               <w:rPr>
+                <w:b/>
                 <w:sz w:val="20"/>
               </w:rPr>
-              <w:t>BANCO BRADESCO SA (sustentação; time pequeno, stack legado)</w:t>
+              <w:t>MAPFRE</w:t>
+            </w:r>
+            <w:r>
+              <w:rPr>
+                <w:sz w:val="20"/>
+              </w:rPr>
+              <w:t xml:space="preserve"> (sustentação; time pequeno, stack legado)</w:t>
             </w:r>
           </w:p>
         </w:tc>
@@ -279,7 +286,7 @@
               <w:rPr>
                 <w:sz w:val="20"/>
               </w:rPr>
-              <w:t>2026-07-28</w:t>
+              <w:t>2026-08-24</w:t>
             </w:r>
           </w:p>
         </w:tc>
@@ -647,6 +654,32 @@
     <w:p/>
     <w:p>
       <w:pPr>
+        <w:ind w:left="425"/>
+      </w:pPr>
+      <w:r>
+        <w:rPr>
+          <w:i/>
+          <w:color w:val="444444"/>
+        </w:rPr>
+        <w:t xml:space="preserve">Correção 24/08: cliente oficial é </w:t>
+      </w:r>
+      <w:r>
+        <w:rPr>
+          <w:b/>
+          <w:color w:val="444444"/>
+        </w:rPr>
+        <w:t>MAPFRE</w:t>
+      </w:r>
+      <w:r>
+        <w:rPr>
+          <w:i/>
+          <w:color w:val="444444"/>
+        </w:rPr>
+        <w:t>. Não confundir com Ana Karina (BANCO BRADESCO).</w:t>
+      </w:r>
+    </w:p>
+    <w:p>
+      <w:pPr>
         <w:pStyle w:val="Heading2"/>
       </w:pPr>
       <w:r>
@@ -655,7 +688,7 @@
     </w:p>
     <w:p>
       <w:r>
-        <w:t xml:space="preserve">Andressa é Analyst de backend com histórico forte em </w:t>
+        <w:t xml:space="preserve">Andressa Silva é Analyst de backend com histórico forte em </w:t>
       </w:r>
       <w:r>
         <w:rPr>
@@ -664,7 +697,16 @@
         <w:t>.NET + Pix + microsserviços</w:t>
       </w:r>
       <w:r>
-        <w:t xml:space="preserve"> (primeiro projeto, até fim de 2024). O projeto atual é o oposto disso: stack antiga, TFS, SOAP, DLLs, trabalho de análise/suporte. Ela descreve a sensação de “ter sido reprovada numa prova”. Isso não é drama de 1:1 — é </w:t>
+        <w:t xml:space="preserve"> (primeiro projeto, até fim de 2024). O projeto atual na </w:t>
+      </w:r>
+      <w:r>
+        <w:rPr>
+          <w:b/>
+        </w:rPr>
+        <w:t>MAPFRE</w:t>
+      </w:r>
+      <w:r>
+        <w:t xml:space="preserve"> é o oposto disso: stack antiga, TFS, SOAP, DLLs, trabalho de análise/suporte. Ela descreve a sensação de “ter sido reprovada numa prova”. Isso não é drama de 1:1 — é </w:t>
       </w:r>
       <w:r>
         <w:rPr>
@@ -684,7 +726,7 @@
         <w:rPr>
           <w:b/>
         </w:rPr>
-        <w:t>não descrevem o trabalho dela no Bradesco</w:t>
+        <w:t>não descrevem o trabalho dela na MAPFRE</w:t>
       </w:r>
       <w:r>
         <w:t>. Sem uma prioridade de performance no projeto, a autoavaliação fica deslocada do que o Talent vai calibrar.</w:t>
@@ -768,7 +810,7 @@
         <w:rPr>
           <w:b/>
         </w:rPr>
-        <w:t>Outubro/2025 → hoje — Bradesco (sustentação)</w:t>
+        <w:t>Outubro/2025 → hoje — MAPFRE (sustentação)</w:t>
       </w:r>
     </w:p>
     <w:p>
@@ -1061,7 +1103,7 @@
               <w:rPr>
                 <w:sz w:val="20"/>
               </w:rPr>
-              <w:t xml:space="preserve">Documentar o impacto real no cliente </w:t>
+              <w:t xml:space="preserve">Documentar o impacto real na MAPFRE </w:t>
             </w:r>
             <w:r>
               <w:rPr>
@@ -1391,7 +1433,7 @@
         <w:pStyle w:val="ListBullet"/>
       </w:pPr>
       <w:r>
-        <w:t>☐ Nome oficial do projeto / contrato (ela usou apelido interno)</w:t>
+        <w:t>☐ Nome oficial do projeto / contrato na MAPFRE</w:t>
       </w:r>
     </w:p>
     <w:p>
